--- a/Final Paper/AI Response Analysis - Final Paper.docx
+++ b/Final Paper/AI Response Analysis - Final Paper.docx
@@ -59,7 +59,13 @@
     </w:p>
     <w:p>
       <w:r>
-        <w:t>This study examines whether telling an AI model your level of expertise — from "I'm a complete novice" to "I'm a professional agronomist" — meaningfully changes the advice it gives. Using a multi-variable design (5 expertise levels × 3 prompt lengths × 7 questions – 105 prompts per model), I ran identical core questions about regenerative agriculture through two AI systems — Claude Sonnet 4.6 and OpenAI Codex. Two AI raters (Claude Code and Codex) independently scored all 210 responses on four dimensions: Technical Depth (TD), Caveat Count (CC), Recommendation Specificity (RS), and Assumed Prior Knowledge (APK). Professional framing did increase TD and APK monotonically (novice TD = 2.26 vs. professional TD = 3.15; novice APK = 1.29 vs. professional APK = 2.71), but did not reduce caveats as predicted — and the only full refusal in the dataset occurred at professional framing, not novice. Prompt length improved recommendation specificity (short RS = 2.61 → long RS = 2.97) but plateaued quickly after a medium-length prompt. Claude produced more technically deep and verbose responses, whereas Codex was marginally more specific. Inter-rater reliability was strong for CC (κ = 0.622) and RS (κ = 0.548) but near-random for TD (κ = 0.109) — the dimension most central to the study's question. (κ is Cohen's Kappa; see Section 3.6 for a full explanation.) Bottom line: stating your expertise level to an AI does change what you get, particularly vocabulary level and assumed background, but not in the simple "more expert = better advice" pattern most users might expect.</w:t>
+        <w:t xml:space="preserve">This study examines whether telling an AI model your level of expertise — from "I'm a complete novice" to "I'm a professional agronomist" — meaningfully changes the advice it gives. Using a multi-variable design (5 expertise levels × 3 prompt lengths × 7 questions – 105 prompts per model), I ran identical core questions about regenerative agriculture through two AI systems — Claude Sonnet 4.6 and OpenAI Codex. Two AI raters (Claude Code and Codex) independently scored all 210 responses on four dimensions: Technical Depth (TD), Caveat Count (CC), Recommendation Specificity (RS), and Assumed Prior Knowledge (APK). Professional framing did increase TD and APK monotonically (novice TD = 2.26 vs. professional TD = 3.15; novice APK = 1.29 vs. professional APK = 2.71), but did not reduce caveats as predicted — and the only full refusal in the dataset occurred at professional framing, not novice. Prompt length improved recommendation specificity (short RS = 2.61 </w:t>
+      </w:r>
+      <w:r>
+        <w:t>to</w:t>
+      </w:r>
+      <w:r>
+        <w:t xml:space="preserve"> long RS = 2.97) but plateaued quickly after a medium-length prompt. Claude produced more technically deep and verbose responses, whereas Codex was marginally more specific. Inter-rater reliability was strong for CC (κ = 0.622) and RS (κ = 0.548) but near-random for TD (κ = 0.109) — the dimension most central to the study's question. (κ is Cohen's Kappa; see Section 3.6 for a full explanation.) Bottom line: stating your expertise level to an AI does change what you get, particularly vocabulary level and assumed background, but not in the simple "more expert = better advice" pattern most users might expect.</w:t>
       </w:r>
     </w:p>
     <w:p>
@@ -172,7 +178,13 @@
         <w:pStyle w:val="ListNumber"/>
       </w:pPr>
       <w:r>
-        <w:t>Does expertise framing (novice → professional) produce measurably different responses on technical depth, caveat frequency, specificity, and assumed prior knowledge?</w:t>
+        <w:t xml:space="preserve">Does expertise framing (novice </w:t>
+      </w:r>
+      <w:r>
+        <w:t>to</w:t>
+      </w:r>
+      <w:r>
+        <w:t xml:space="preserve"> professional) produce measurably different responses on technical depth, caveat frequency, specificity, and assumed prior knowledge?</w:t>
       </w:r>
     </w:p>
     <w:p>
@@ -288,13 +300,7 @@
         <w:rPr>
           <w:color w:val="CCCCCC"/>
         </w:rPr>
-        <w:t xml:space="preserve"> </w:t>
-      </w:r>
-      <w:r>
-        <w:rPr>
-          <w:color w:val="CCCCCC"/>
-        </w:rPr>
-        <w:t>────────────────────────────────────────────────────────────</w:t>
+        <w:t xml:space="preserve"> ────────────────────────────────────────────────────────────</w:t>
       </w:r>
     </w:p>
     <w:p>
@@ -3306,7 +3312,13 @@
         <w:rPr>
           <w:b/>
         </w:rPr>
-        <w:t>The Claude disclaimer pattern. Nine Claude responses — spanning neutral, moderate, and expert framings at short and medium lengths — contained a boilerplate Claude Code interface disclaimer that mechanically added +1 to their CC score. This is a runner-environment artifact, not a genuine content signal. After adjusting for it, the Claude–Codex CC gap shrinks from 0.15 to approximately 0.06 overall, and the gap between Claude and Codex at the moderate framing level (MOD) closes to zero entirely. Without identifying this artifact, Claude would appear systematically more cautious than it actually is.</w:t>
+        <w:t xml:space="preserve">The Claude disclaimer pattern. </w:t>
+      </w:r>
+      <w:r>
+        <w:rPr>
+          <w:bCs/>
+        </w:rPr>
+        <w:t>Nine Claude responses — spanning neutral, moderate, and expert framings at short and medium lengths — contained a boilerplate Claude Code interface disclaimer that mechanically added +1 to their CC score. This is a runner-environment artifact, not a genuine content signal. After adjusting for it, the Claude–Codex CC gap shrinks from 0.15 to approximately 0.06 overall, and the gap between Claude and Codex at the moderate framing level (MOD) closes to zero entirely. Without identifying this artifact, Claude would appear systematically more cautious than it actually is.</w:t>
       </w:r>
     </w:p>
     <w:p>
@@ -3367,7 +3379,24 @@
       </w:r>
     </w:p>
     <w:p>
-      <w:r>
+      <w:pPr>
+        <w:rPr>
+          <w:sz w:val="20"/>
+          <w:szCs w:val="20"/>
+        </w:rPr>
+      </w:pPr>
+      <w:r>
+        <w:rPr>
+          <w:sz w:val="20"/>
+          <w:szCs w:val="20"/>
+        </w:rPr>
+        <w:t xml:space="preserve">Note: </w:t>
+      </w:r>
+      <w:r>
+        <w:rPr>
+          <w:sz w:val="20"/>
+          <w:szCs w:val="20"/>
+        </w:rPr>
         <w:t>Cohen's Kappa (κ) is a standard measure of agreement between two raters that corrects for chance. If two raters would agree 60% of the time just by guessing randomly, a raw 70% agreement rate isn't impressive — κ accounts for that baseline and reports only the agreement above chance. κ = 1.0 means perfect agreement; κ = 0.0 means agreement is no better than chance; negative κ means raters disagree more than chance would predict. Conventional benchmarks: &lt; 0.20 slight, 0.21–0.40 fair, 0.41–0.60 moderate, 0.61–0.80 substantial, &gt; 0.80 near-perfect. Linear-weighted κ (used here) gives partial credit for near-misses, so a 1-point disagreement is penalized less than a 3-point disagreement.</w:t>
       </w:r>
     </w:p>
@@ -3405,7 +3434,6 @@
               <w:rPr>
                 <w:b/>
               </w:rPr>
-              <w:lastRenderedPageBreak/>
               <w:t>Dimension</w:t>
             </w:r>
           </w:p>
@@ -3537,7 +3565,11 @@
               <w:spacing w:before="40" w:after="40"/>
             </w:pPr>
             <w:r>
-              <w:t>Codex +1 pt higher (p &lt; 0.001)</w:t>
+              <w:t xml:space="preserve">Codex +1 pt </w:t>
+            </w:r>
+            <w:r>
+              <w:lastRenderedPageBreak/>
+              <w:t>higher (p &lt; 0.001)</w:t>
             </w:r>
           </w:p>
         </w:tc>
@@ -3552,6 +3584,7 @@
               <w:spacing w:before="40" w:after="40"/>
             </w:pPr>
             <w:r>
+              <w:lastRenderedPageBreak/>
               <w:t>APK</w:t>
             </w:r>
           </w:p>
@@ -3864,14 +3897,17 @@
     </w:p>
     <w:p>
       <w:r>
+        <w:t xml:space="preserve">The "more technical" part holds clearly. TD increases from 2.26 (NOV) to 3.15 (PRO), and APK shows an even cleaner gradient (1.29 </w:t>
+      </w:r>
+      <w:r>
+        <w:t>to</w:t>
+      </w:r>
+      <w:r>
+        <w:t xml:space="preserve"> 2.71). The "fewer caveats" part failed: expert framings </w:t>
+      </w:r>
+      <w:r>
         <w:lastRenderedPageBreak/>
-        <w:t xml:space="preserve">The "more technical" part holds clearly. TD increases from 2.26 (NOV) to 3.15 (PRO), and APK shows an even cleaner gradient (1.29 </w:t>
-      </w:r>
-      <w:r>
-        <w:t>to</w:t>
-      </w:r>
-      <w:r>
-        <w:t xml:space="preserve"> 2.71). The "fewer caveats" part failed: expert framings did not lower CC. If anything, EXP and PRO attracted marginally more caveats than NOV, driven partly by the Q2-PRO-S refusal and partly by Claude's disclaimer artifact. AI models do calibrate vocabulary and assumed background to stated expertise</w:t>
+        <w:t>did not lower CC. If anything, EXP and PRO attracted marginally more caveats than NOV, driven partly by the Q2-PRO-S refusal and partly by Claude's disclaimer artifact. AI models do calibrate vocabulary and assumed background to stated expertise</w:t>
       </w:r>
       <w:r>
         <w:t xml:space="preserve">, but </w:t>
@@ -4012,11 +4048,7 @@
     </w:p>
     <w:p>
       <w:r>
-        <w:t xml:space="preserve">The data partially bears this out. For RS, framing made almost no difference across the board — scores stayed within a 0.04-point range (2.81 to 2.85) no matter who was asking. For CC, novice framing produced essentially the same low-caveat responses as expert framing in most conditions. For the composting domain specifically, TD barely shifted at all across framing levels (range = 0.33 on a 5-point scale), meaning the AI gave essentially the same depth of response to </w:t>
-      </w:r>
-      <w:r>
-        <w:lastRenderedPageBreak/>
-        <w:t>a novice and a professional. So H5 holds in patches — the null result is real and worth acknowledging, even if TD and APK show that framing isn't completely ignored either.</w:t>
+        <w:t>The data partially bears this out. For RS, framing made almost no difference across the board — scores stayed within a 0.04-point range (2.81 to 2.85) no matter who was asking. For CC, novice framing produced essentially the same low-caveat responses as expert framing in most conditions. For the composting domain specifically, TD barely shifted at all across framing levels (range = 0.33 on a 5-point scale), meaning the AI gave essentially the same depth of response to a novice and a professional. So H5 holds in patches — the null result is real and worth acknowledging, even if TD and APK show that framing isn't completely ignored either.</w:t>
       </w:r>
     </w:p>
     <w:p>
@@ -4024,6 +4056,7 @@
         <w:pStyle w:val="Heading2"/>
       </w:pPr>
       <w:r>
+        <w:lastRenderedPageBreak/>
         <w:t>4.2 What the Framing Effects Actually Mean</w:t>
       </w:r>
     </w:p>
@@ -4187,7 +4220,6 @@
         <w:rPr>
           <w:color w:val="CCCCCC"/>
         </w:rPr>
-        <w:lastRenderedPageBreak/>
         <w:t>────────────────────────────────────────────────────────────</w:t>
       </w:r>
     </w:p>
@@ -4196,6 +4228,7 @@
         <w:pStyle w:val="Heading1"/>
       </w:pPr>
       <w:r>
+        <w:lastRenderedPageBreak/>
         <w:t>5. Limitations</w:t>
       </w:r>
     </w:p>
@@ -4368,18 +4401,29 @@
     </w:p>
     <w:p>
       <w:r>
-        <w:t>The practical takeaway</w:t>
-      </w:r>
-      <w:r>
-        <w:t>: state your expertise level to get terminology-matched responses; add detailed situational context to get actionable recommendations.</w:t>
-      </w:r>
-      <w:r>
-        <w:t xml:space="preserve"> These are partially independent levers. Combining them (expert framing + medium-to-long prompt) produces the highest TD and APK, but RS reaches its ceiling at medium prompt length regardless.</w:t>
+        <w:t xml:space="preserve">This points to a broader, more significant conclusion: quality AI responses do not require a high level of user sophistication. Even users inputting rudimentary prompts that do not demonstrate deep understanding of a subject are able to access actionable, detailed information. This lowers the barrier for learning across all socioeconomic classes, but perhaps most substantially for those that are most disadvantaged. Learning </w:t>
+      </w:r>
+      <w:r>
+        <w:t>is now more accessible to those with limited access to quality education, narrowing the education gap and providing impoverished communities with greater opportunity to create pathways to financial security.</w:t>
       </w:r>
     </w:p>
     <w:p>
       <w:r>
         <w:lastRenderedPageBreak/>
+        <w:t>The practical takeaway</w:t>
+      </w:r>
+      <w:r>
+        <w:t xml:space="preserve"> for AI users</w:t>
+      </w:r>
+      <w:r>
+        <w:t>: state your expertise level to get terminology-matched responses; add detailed situational context to get actionable recommendations.</w:t>
+      </w:r>
+      <w:r>
+        <w:t xml:space="preserve"> These are partially independent levers. Combining them (expert framing + medium-to-long prompt) produces the highest TD and APK, but RS reaches its ceiling at medium prompt length regardless.</w:t>
+      </w:r>
+    </w:p>
+    <w:p>
+      <w:r>
         <w:t>Across both models, moving from novice to professional framing increased TD by about 1 point on a 5-point scale and APK by 1.4 points on a 3-point scale</w:t>
       </w:r>
       <w:r>
@@ -4504,6 +4548,7 @@
         <w:rPr>
           <w:b/>
         </w:rPr>
+        <w:lastRenderedPageBreak/>
         <w:t>Human rater replication.</w:t>
       </w:r>
       <w:r>
@@ -4515,7 +4560,6 @@
         <w:rPr>
           <w:b/>
         </w:rPr>
-        <w:lastRenderedPageBreak/>
         <w:t>Other domains.</w:t>
       </w:r>
       <w:r>
@@ -4783,12 +4827,12 @@
     </w:p>
     <w:p>
       <w:r>
+        <w:lastRenderedPageBreak/>
         <w:t>Examples that count: "You may want to consult an extension agent." / "Results will vary by region." / "Every garden is different."</w:t>
       </w:r>
     </w:p>
     <w:p>
       <w:r>
-        <w:lastRenderedPageBreak/>
         <w:t>Examples that do NOT count: "If your soil is clay, drainage will be slower." / "Sandy soils drain faster than clay."</w:t>
       </w:r>
     </w:p>
@@ -5253,6 +5297,7 @@
               <w:spacing w:before="40" w:after="40"/>
             </w:pPr>
             <w:r>
+              <w:lastRenderedPageBreak/>
               <w:t>PRO</w:t>
             </w:r>
           </w:p>
@@ -5275,7 +5320,6 @@
     <w:p/>
     <w:p>
       <w:r>
-        <w:lastRenderedPageBreak/>
         <w:t>All framing prefixes were prepended to the same core question for a given domain and length level. The core question was identical across all five framing conditions within each domain × length combination.</w:t>
       </w:r>
     </w:p>
